--- a/public/investor-pack/Global-Office-Investor-FAQ.docx
+++ b/public/investor-pack/Global-Office-Investor-FAQ.docx
@@ -300,7 +300,7 @@
         <w:spacing w:after="120"/>
       </w:pPr>
       <w:r>
-        <w:t xml:space="preserve">Gross margin target 75–85% at steady state (SaaS median). CAC 6–14 months payback range depending on segment. Logo retention 85–92%. Net revenue retention 108–125% driven by seat expansion and AI credit expansion. Every figure is a strategic assumption disclosed as such and defended in the model.</w:t>
+        <w:t xml:space="preserve">Gross margin target 84–88% at steady state (SaaS median). CAC 6–14 months payback range depending on segment. Logo retention 88–94%. Net revenue retention 115–135% driven by seat expansion and AI credit expansion. Every figure is a strategic assumption disclosed as such and defended in the model.</w:t>
       </w:r>
     </w:p>
     <w:p>
